--- a/downloads/teacher/04 Units/Unit 03 - Human Development and Relationships - Growing Up, Getting Along/Lesson 03.15 - Roles and Responsibilities at Home.docx
+++ b/downloads/teacher/04 Units/Unit 03 - Human Development and Relationships - Growing Up, Getting Along/Lesson 03.15 - Roles and Responsibilities at Home.docx
@@ -262,23 +262,41 @@
       <w:r>
         <w:t xml:space="preserve">By the end of this lesson, students will be able to:</w:t>
       </w:r>
-      <w:r>
-        <w:t xml:space="preserve"> </w:t>
-      </w:r>
-      <w:r>
-        <w:t xml:space="preserve">1. (Low) Given a list of the work a home needs (meals, dishes, laundry, cleaning, trash, pets, younger siblings, errands, repairs, bills), list at least eight jobs and identify which ones a 12 to 14 year old can do alone.</w:t>
-      </w:r>
-      <w:r>
-        <w:t xml:space="preserve"> </w:t>
-      </w:r>
-      <w:r>
-        <w:t xml:space="preserve">2. (Mid) Given a fictional family card with ages and schedules, build a fair-share chart that assigns every job to someone, balances the load by ability and time, and explains one assignment that is not equal but is fair.</w:t>
-      </w:r>
-      <w:r>
-        <w:t xml:space="preserve"> </w:t>
-      </w:r>
-      <w:r>
-        <w:t xml:space="preserve">3. (High) Given the fair-share chart and one family tradition, evaluate how doing a share at home builds independence, and judge whether a tradition is something to keep, change, or pass on, with a reason.</w:t>
+    </w:p>
+    <w:p>
+      <w:pPr>
+        <w:numPr>
+          <w:ilvl w:val="0"/>
+          <w:numId w:val="1002"/>
+        </w:numPr>
+        <w:pStyle w:val="Compact"/>
+      </w:pPr>
+      <w:r>
+        <w:t xml:space="preserve">(Low) Given a list of the work a home needs (meals, dishes, laundry, cleaning, trash, pets, younger siblings, errands, repairs, bills), list at least eight jobs and identify which ones a 12 to 14 year old can do alone.</w:t>
+      </w:r>
+    </w:p>
+    <w:p>
+      <w:pPr>
+        <w:numPr>
+          <w:ilvl w:val="0"/>
+          <w:numId w:val="1002"/>
+        </w:numPr>
+        <w:pStyle w:val="Compact"/>
+      </w:pPr>
+      <w:r>
+        <w:t xml:space="preserve">(Mid) Given a fictional family card with ages and schedules, build a fair-share chart that assigns every job to someone, balances the load by ability and time, and explains one assignment that is not equal but is fair.</w:t>
+      </w:r>
+    </w:p>
+    <w:p>
+      <w:pPr>
+        <w:numPr>
+          <w:ilvl w:val="0"/>
+          <w:numId w:val="1002"/>
+        </w:numPr>
+        <w:pStyle w:val="Compact"/>
+      </w:pPr>
+      <w:r>
+        <w:t xml:space="preserve">(High) Given the fair-share chart and one family tradition, evaluate how doing a share at home builds independence, and judge whether a tradition is something to keep, change, or pass on, with a reason.</w:t>
       </w:r>
     </w:p>
     <w:p>
@@ -328,7 +346,7 @@
       <w:pPr>
         <w:numPr>
           <w:ilvl w:val="0"/>
-          <w:numId w:val="1002"/>
+          <w:numId w:val="1003"/>
         </w:numPr>
         <w:pStyle w:val="Compact"/>
       </w:pPr>
@@ -355,7 +373,7 @@
       <w:pPr>
         <w:numPr>
           <w:ilvl w:val="0"/>
-          <w:numId w:val="1002"/>
+          <w:numId w:val="1003"/>
         </w:numPr>
         <w:pStyle w:val="Compact"/>
       </w:pPr>
@@ -376,7 +394,7 @@
       <w:pPr>
         <w:numPr>
           <w:ilvl w:val="0"/>
-          <w:numId w:val="1002"/>
+          <w:numId w:val="1003"/>
         </w:numPr>
         <w:pStyle w:val="Compact"/>
       </w:pPr>
@@ -388,7 +406,7 @@
       <w:pPr>
         <w:numPr>
           <w:ilvl w:val="0"/>
-          <w:numId w:val="1002"/>
+          <w:numId w:val="1003"/>
         </w:numPr>
         <w:pStyle w:val="Compact"/>
       </w:pPr>
@@ -956,37 +974,61 @@
       <w:r>
         <w:t xml:space="preserve">Monitor understanding:</w:t>
       </w:r>
-      <w:r>
-        <w:t xml:space="preserve"> </w:t>
-      </w:r>
-      <w:r>
-        <w:t xml:space="preserve">- What is the difference between equal and fair on a chores chart? Give an example from your family card.</w:t>
-      </w:r>
-      <w:r>
-        <w:t xml:space="preserve"> </w:t>
-      </w:r>
-      <w:r>
-        <w:t xml:space="preserve">- Which job on the list could a 13 year old do that a 6 year old could not? Which could both do?</w:t>
-      </w:r>
-      <w:r>
-        <w:t xml:space="preserve"> </w:t>
-      </w:r>
-      <w:r>
-        <w:t xml:space="preserve">- How does a family teach culture without meaning to?</w:t>
-      </w:r>
-    </w:p>
-    <w:p>
-      <w:pPr>
-        <w:pStyle w:val="BodyText"/>
+    </w:p>
+    <w:p>
+      <w:pPr>
+        <w:numPr>
+          <w:ilvl w:val="0"/>
+          <w:numId w:val="1004"/>
+        </w:numPr>
+        <w:pStyle w:val="Compact"/>
+      </w:pPr>
+      <w:r>
+        <w:t xml:space="preserve">What is the difference between equal and fair on a chores chart? Give an example from your family card.</w:t>
+      </w:r>
+    </w:p>
+    <w:p>
+      <w:pPr>
+        <w:numPr>
+          <w:ilvl w:val="0"/>
+          <w:numId w:val="1004"/>
+        </w:numPr>
+        <w:pStyle w:val="Compact"/>
+      </w:pPr>
+      <w:r>
+        <w:t xml:space="preserve">Which job on the list could a 13 year old do that a 6 year old could not? Which could both do?</w:t>
+      </w:r>
+    </w:p>
+    <w:p>
+      <w:pPr>
+        <w:numPr>
+          <w:ilvl w:val="0"/>
+          <w:numId w:val="1004"/>
+        </w:numPr>
+        <w:pStyle w:val="Compact"/>
+      </w:pPr>
+      <w:r>
+        <w:t xml:space="preserve">How does a family teach culture without meaning to?</w:t>
+      </w:r>
+    </w:p>
+    <w:p>
+      <w:pPr>
+        <w:pStyle w:val="FirstParagraph"/>
       </w:pPr>
       <w:r>
         <w:t xml:space="preserve">Deepen learning:</w:t>
       </w:r>
-      <w:r>
-        <w:t xml:space="preserve"> </w:t>
-      </w:r>
-      <w:r>
-        <w:t xml:space="preserve">- If nobody assigned the</w:t>
+    </w:p>
+    <w:p>
+      <w:pPr>
+        <w:numPr>
+          <w:ilvl w:val="0"/>
+          <w:numId w:val="1005"/>
+        </w:numPr>
+        <w:pStyle w:val="Compact"/>
+      </w:pPr>
+      <w:r>
+        <w:t xml:space="preserve">If nobody assigned the</w:t>
       </w:r>
       <w:r>
         <w:t xml:space="preserve"> </w:t>
@@ -1006,17 +1048,29 @@
       <w:r>
         <w:t xml:space="preserve">jobs, who ends up doing them? Why do they get forgotten?</w:t>
       </w:r>
-      <w:r>
-        <w:t xml:space="preserve"> </w:t>
-      </w:r>
-      <w:r>
-        <w:t xml:space="preserve">- Does doing chores make you more independent or less? Argue both sides, then pick one.</w:t>
-      </w:r>
-      <w:r>
-        <w:t xml:space="preserve"> </w:t>
-      </w:r>
-      <w:r>
-        <w:t xml:space="preserve">- A tradition you inherit does not fit your life anymore. Is changing it disrespectful? Who decides?</w:t>
+    </w:p>
+    <w:p>
+      <w:pPr>
+        <w:numPr>
+          <w:ilvl w:val="0"/>
+          <w:numId w:val="1005"/>
+        </w:numPr>
+        <w:pStyle w:val="Compact"/>
+      </w:pPr>
+      <w:r>
+        <w:t xml:space="preserve">Does doing chores make you more independent or less? Argue both sides, then pick one.</w:t>
+      </w:r>
+    </w:p>
+    <w:p>
+      <w:pPr>
+        <w:numPr>
+          <w:ilvl w:val="0"/>
+          <w:numId w:val="1005"/>
+        </w:numPr>
+        <w:pStyle w:val="Compact"/>
+      </w:pPr>
+      <w:r>
+        <w:t xml:space="preserve">A tradition you inherit does not fit your life anymore. Is changing it disrespectful? Who decides?</w:t>
       </w:r>
     </w:p>
     <w:p>
@@ -1189,7 +1243,7 @@
       <w:pPr>
         <w:numPr>
           <w:ilvl w:val="0"/>
-          <w:numId w:val="1003"/>
+          <w:numId w:val="1006"/>
         </w:numPr>
         <w:pStyle w:val="Compact"/>
       </w:pPr>
@@ -1219,7 +1273,7 @@
       <w:pPr>
         <w:numPr>
           <w:ilvl w:val="0"/>
-          <w:numId w:val="1003"/>
+          <w:numId w:val="1006"/>
         </w:numPr>
         <w:pStyle w:val="Compact"/>
       </w:pPr>
@@ -1231,7 +1285,7 @@
       <w:pPr>
         <w:numPr>
           <w:ilvl w:val="0"/>
-          <w:numId w:val="1003"/>
+          <w:numId w:val="1006"/>
         </w:numPr>
         <w:pStyle w:val="Compact"/>
       </w:pPr>
@@ -1243,7 +1297,7 @@
       <w:pPr>
         <w:numPr>
           <w:ilvl w:val="0"/>
-          <w:numId w:val="1003"/>
+          <w:numId w:val="1006"/>
         </w:numPr>
         <w:pStyle w:val="Compact"/>
       </w:pPr>
@@ -1255,7 +1309,7 @@
       <w:pPr>
         <w:numPr>
           <w:ilvl w:val="0"/>
-          <w:numId w:val="1003"/>
+          <w:numId w:val="1006"/>
         </w:numPr>
         <w:pStyle w:val="Compact"/>
       </w:pPr>
@@ -1267,7 +1321,7 @@
       <w:pPr>
         <w:numPr>
           <w:ilvl w:val="0"/>
-          <w:numId w:val="1003"/>
+          <w:numId w:val="1006"/>
         </w:numPr>
         <w:pStyle w:val="Compact"/>
       </w:pPr>
@@ -1642,7 +1696,7 @@
       <w:pPr>
         <w:numPr>
           <w:ilvl w:val="0"/>
-          <w:numId w:val="1004"/>
+          <w:numId w:val="1007"/>
         </w:numPr>
         <w:pStyle w:val="Compact"/>
       </w:pPr>
@@ -1666,7 +1720,7 @@
       <w:pPr>
         <w:numPr>
           <w:ilvl w:val="0"/>
-          <w:numId w:val="1004"/>
+          <w:numId w:val="1007"/>
         </w:numPr>
         <w:pStyle w:val="Compact"/>
       </w:pPr>
@@ -1678,7 +1732,7 @@
       <w:pPr>
         <w:numPr>
           <w:ilvl w:val="0"/>
-          <w:numId w:val="1004"/>
+          <w:numId w:val="1007"/>
         </w:numPr>
         <w:pStyle w:val="Compact"/>
       </w:pPr>
@@ -1702,7 +1756,7 @@
       <w:pPr>
         <w:numPr>
           <w:ilvl w:val="0"/>
-          <w:numId w:val="1004"/>
+          <w:numId w:val="1007"/>
         </w:numPr>
         <w:pStyle w:val="Compact"/>
       </w:pPr>
@@ -1714,7 +1768,7 @@
       <w:pPr>
         <w:numPr>
           <w:ilvl w:val="0"/>
-          <w:numId w:val="1004"/>
+          <w:numId w:val="1007"/>
         </w:numPr>
         <w:pStyle w:val="Compact"/>
       </w:pPr>
@@ -1763,7 +1817,7 @@
       <w:pPr>
         <w:numPr>
           <w:ilvl w:val="0"/>
-          <w:numId w:val="1005"/>
+          <w:numId w:val="1008"/>
         </w:numPr>
         <w:pStyle w:val="Compact"/>
       </w:pPr>
@@ -1775,7 +1829,7 @@
       <w:pPr>
         <w:numPr>
           <w:ilvl w:val="0"/>
-          <w:numId w:val="1005"/>
+          <w:numId w:val="1008"/>
         </w:numPr>
         <w:pStyle w:val="Compact"/>
       </w:pPr>
@@ -1805,7 +1859,7 @@
       <w:pPr>
         <w:numPr>
           <w:ilvl w:val="0"/>
-          <w:numId w:val="1005"/>
+          <w:numId w:val="1008"/>
         </w:numPr>
         <w:pStyle w:val="Compact"/>
       </w:pPr>
@@ -1853,7 +1907,7 @@
       <w:pPr>
         <w:numPr>
           <w:ilvl w:val="0"/>
-          <w:numId w:val="1005"/>
+          <w:numId w:val="1008"/>
         </w:numPr>
         <w:pStyle w:val="Compact"/>
       </w:pPr>
@@ -1883,7 +1937,7 @@
       <w:pPr>
         <w:numPr>
           <w:ilvl w:val="0"/>
-          <w:numId w:val="1005"/>
+          <w:numId w:val="1008"/>
         </w:numPr>
         <w:pStyle w:val="Compact"/>
       </w:pPr>
@@ -2215,6 +2269,118 @@
       </w:pPr>
     </w:lvl>
   </w:abstractNum>
+  <w:abstractNum w:abstractNumId="99411">
+    <w:nsid w:val="71315dca"/>
+    <w:multiLevelType w:val="multilevel"/>
+    <w:lvl w:ilvl="0">
+      <w:start w:val="1"/>
+      <w:numFmt w:val="decimal"/>
+      <w:lvlText w:val="%1."/>
+      <w:lvlJc w:val="left"/>
+      <w:pPr>
+        <w:tabs>
+          <w:tab w:val="num" w:pos="0"/>
+        </w:tabs>
+        <w:ind w:left="480" w:hanging="480"/>
+      </w:pPr>
+    </w:lvl>
+    <w:lvl w:ilvl="1">
+      <w:start w:val="1"/>
+      <w:numFmt w:val="decimal"/>
+      <w:lvlText w:val="%2."/>
+      <w:lvlJc w:val="left"/>
+      <w:pPr>
+        <w:tabs>
+          <w:tab w:val="num" w:pos="720"/>
+        </w:tabs>
+        <w:ind w:left="1200" w:hanging="480"/>
+      </w:pPr>
+    </w:lvl>
+    <w:lvl w:ilvl="2">
+      <w:start w:val="1"/>
+      <w:numFmt w:val="decimal"/>
+      <w:lvlText w:val="%3."/>
+      <w:lvlJc w:val="left"/>
+      <w:pPr>
+        <w:tabs>
+          <w:tab w:val="num" w:pos="1440"/>
+        </w:tabs>
+        <w:ind w:left="1920" w:hanging="480"/>
+      </w:pPr>
+    </w:lvl>
+    <w:lvl w:ilvl="3">
+      <w:start w:val="1"/>
+      <w:numFmt w:val="decimal"/>
+      <w:lvlText w:val="%4."/>
+      <w:lvlJc w:val="left"/>
+      <w:pPr>
+        <w:tabs>
+          <w:tab w:val="num" w:pos="2160"/>
+        </w:tabs>
+        <w:ind w:left="2640" w:hanging="480"/>
+      </w:pPr>
+    </w:lvl>
+    <w:lvl w:ilvl="4">
+      <w:start w:val="1"/>
+      <w:numFmt w:val="decimal"/>
+      <w:lvlText w:val="%5."/>
+      <w:lvlJc w:val="left"/>
+      <w:pPr>
+        <w:tabs>
+          <w:tab w:val="num" w:pos="2880"/>
+        </w:tabs>
+        <w:ind w:left="3360" w:hanging="480"/>
+      </w:pPr>
+    </w:lvl>
+    <w:lvl w:ilvl="5">
+      <w:start w:val="1"/>
+      <w:numFmt w:val="decimal"/>
+      <w:lvlText w:val="%6."/>
+      <w:lvlJc w:val="left"/>
+      <w:pPr>
+        <w:tabs>
+          <w:tab w:val="num" w:pos="3600"/>
+        </w:tabs>
+        <w:ind w:left="4080" w:hanging="480"/>
+      </w:pPr>
+    </w:lvl>
+    <w:lvl w:ilvl="6">
+      <w:start w:val="1"/>
+      <w:numFmt w:val="decimal"/>
+      <w:lvlText w:val="%7."/>
+      <w:lvlJc w:val="left"/>
+      <w:pPr>
+        <w:tabs>
+          <w:tab w:val="num" w:pos="4320"/>
+        </w:tabs>
+        <w:ind w:left="4800" w:hanging="480"/>
+      </w:pPr>
+    </w:lvl>
+    <w:lvl w:ilvl="7">
+      <w:start w:val="1"/>
+      <w:numFmt w:val="decimal"/>
+      <w:lvlText w:val="%8."/>
+      <w:lvlJc w:val="left"/>
+      <w:pPr>
+        <w:tabs>
+          <w:tab w:val="num" w:pos="5040"/>
+        </w:tabs>
+        <w:ind w:left="5520" w:hanging="480"/>
+      </w:pPr>
+    </w:lvl>
+    <w:lvl w:ilvl="8">
+      <w:start w:val="1"/>
+      <w:numFmt w:val="decimal"/>
+      <w:lvlText w:val="%9."/>
+      <w:lvlJc w:val="left"/>
+      <w:pPr>
+        <w:tabs>
+          <w:tab w:val="num" w:pos="5760"/>
+        </w:tabs>
+        <w:ind w:left="6240" w:hanging="480"/>
+      </w:pPr>
+    </w:lvl>
+  </w:abstractNum>
   <w:num w:numId="1000">
     <w:abstractNumId w:val="990"/>
   </w:num>
@@ -2222,7 +2388,34 @@
     <w:abstractNumId w:val="991"/>
   </w:num>
   <w:num w:numId="1002">
-    <w:abstractNumId w:val="991"/>
+    <w:abstractNumId w:val="99411"/>
+    <w:lvlOverride w:ilvl="0">
+      <w:startOverride w:val="1"/>
+    </w:lvlOverride>
+    <w:lvlOverride w:ilvl="1">
+      <w:startOverride w:val="1"/>
+    </w:lvlOverride>
+    <w:lvlOverride w:ilvl="2">
+      <w:startOverride w:val="1"/>
+    </w:lvlOverride>
+    <w:lvlOverride w:ilvl="3">
+      <w:startOverride w:val="1"/>
+    </w:lvlOverride>
+    <w:lvlOverride w:ilvl="4">
+      <w:startOverride w:val="1"/>
+    </w:lvlOverride>
+    <w:lvlOverride w:ilvl="5">
+      <w:startOverride w:val="1"/>
+    </w:lvlOverride>
+    <w:lvlOverride w:ilvl="6">
+      <w:startOverride w:val="1"/>
+    </w:lvlOverride>
+    <w:lvlOverride w:ilvl="7">
+      <w:startOverride w:val="1"/>
+    </w:lvlOverride>
+    <w:lvlOverride w:ilvl="8">
+      <w:startOverride w:val="1"/>
+    </w:lvlOverride>
   </w:num>
   <w:num w:numId="1003">
     <w:abstractNumId w:val="991"/>
@@ -2231,6 +2424,15 @@
     <w:abstractNumId w:val="991"/>
   </w:num>
   <w:num w:numId="1005">
+    <w:abstractNumId w:val="991"/>
+  </w:num>
+  <w:num w:numId="1006">
+    <w:abstractNumId w:val="991"/>
+  </w:num>
+  <w:num w:numId="1007">
+    <w:abstractNumId w:val="991"/>
+  </w:num>
+  <w:num w:numId="1008">
     <w:abstractNumId w:val="991"/>
   </w:num>
 </w:numbering>

--- a/downloads/teacher/04 Units/Unit 03 - Human Development and Relationships - Growing Up, Getting Along/Lesson 03.15 - Roles and Responsibilities at Home.docx
+++ b/downloads/teacher/04 Units/Unit 03 - Human Development and Relationships - Growing Up, Getting Along/Lesson 03.15 - Roles and Responsibilities at Home.docx
@@ -1248,7 +1248,7 @@
         <w:pStyle w:val="Compact"/>
       </w:pPr>
       <w:r>
-        <w:t xml:space="preserve">ELL: the home jobs list has an icon for every job; the family cards use pictures for ages and a clock for hours; the words fair, equal, chore, tradition, and culture are listed in Turkish, Portuguese, and Spanish on the handout (marked [check with a native speaker]); the tradition card may be written in any language; sentence starter for the</w:t>
+        <w:t xml:space="preserve">ELL: the home jobs list has an icon for every job; the family cards use pictures for ages and a clock for hours; the words fair, equal, chore, tradition, and culture are listed in Turkish, Portuguese, and Spanish on the handout (to be verified by a native speaker); the tradition card may be written in any language; sentence starter for the</w:t>
       </w:r>
       <w:r>
         <w:t xml:space="preserve"> </w:t>
@@ -1672,15 +1672,6 @@
       <w:r>
         <w:t xml:space="preserve">unit is running and match the week if you can. The ELA teacher may have a personal narrative assignment where the tradition card becomes a first line. Community: a local cultural center or house of worship’s community program sometimes hosts a tradition night; the cards could travel there with permission.</w:t>
       </w:r>
-      <w:r>
-        <w:t xml:space="preserve"> </w:t>
-      </w:r>
-      <w:r>
-        <w:rPr>
-          <w:rStyle w:val="TeacherNote"/>
-        </w:rPr>
-        <w:t xml:space="preserve">[Sal: only with the student’s and family’s permission, and never with a student name on the site.]</w:t>
-      </w:r>
     </w:p>
     <w:p>
       <w:pPr>
@@ -1773,7 +1764,7 @@
         <w:pStyle w:val="Compact"/>
       </w:pPr>
       <w:r>
-        <w:t xml:space="preserve">Sal’s own materials: the</w:t>
+        <w:t xml:space="preserve">My own materials: the</w:t>
       </w:r>
       <w:r>
         <w:t xml:space="preserve"> </w:t>
@@ -1791,16 +1782,7 @@
         <w:t xml:space="preserve"> </w:t>
       </w:r>
       <w:r>
-        <w:t xml:space="preserve">objective from his Types of Families tiered objectives (</w:t>
-      </w:r>
-      <w:r>
-        <w:rPr>
-          <w:rStyle w:val="VerbatimChar"/>
-        </w:rPr>
-        <w:t xml:space="preserve">FNES538_notes_NextWeek-NutritionLabels-Tiered_2026-03.docx</w:t>
-      </w:r>
-      <w:r>
-        <w:t xml:space="preserve">) is the seed of the fair-share chart; the fictional family cards follow the family card pattern from Project 01.</w:t>
+        <w:t xml:space="preserve">objective from my Types of Families tiered objectives is the seed of the fair-share chart; the fictional family cards follow the family card pattern from Project 01.</w:t>
       </w:r>
     </w:p>
     <w:p>
@@ -1931,57 +1913,6 @@
       </w:r>
       <w:r>
         <w:t xml:space="preserve">A student with no tradition they want to share still has a card to write.</w:t>
-      </w:r>
-    </w:p>
-    <w:p>
-      <w:pPr>
-        <w:numPr>
-          <w:ilvl w:val="0"/>
-          <w:numId w:val="1008"/>
-        </w:numPr>
-        <w:pStyle w:val="Compact"/>
-      </w:pPr>
-      <w:r>
-        <w:rPr>
-          <w:rStyle w:val="TeacherNote"/>
-        </w:rPr>
-        <w:t xml:space="preserve">[Sal: your Brentwood room had students from Turkey, Portugal and Brazil, El Salvador, and elsewhere. The three fictional traditions in Step 3 are placeholders; pick three that fit your room without naming any student’s country as</w:t>
-      </w:r>
-      <w:r>
-        <w:rPr>
-          <w:rStyle w:val="TeacherNote"/>
-        </w:rPr>
-        <w:t xml:space="preserve"> </w:t>
-      </w:r>
-      <w:r>
-        <w:rPr>
-          <w:rStyle w:val="TeacherNote"/>
-        </w:rPr>
-        <w:t xml:space="preserve">“</w:t>
-      </w:r>
-      <w:r>
-        <w:rPr>
-          <w:rStyle w:val="TeacherNote"/>
-        </w:rPr>
-        <w:t xml:space="preserve">the</w:t>
-      </w:r>
-      <w:r>
-        <w:rPr>
-          <w:rStyle w:val="TeacherNote"/>
-        </w:rPr>
-        <w:t xml:space="preserve">”</w:t>
-      </w:r>
-      <w:r>
-        <w:rPr>
-          <w:rStyle w:val="TeacherNote"/>
-        </w:rPr>
-        <w:t xml:space="preserve"> </w:t>
-      </w:r>
-      <w:r>
-        <w:rPr>
-          <w:rStyle w:val="TeacherNote"/>
-        </w:rPr>
-        <w:t xml:space="preserve">example.]</w:t>
       </w:r>
     </w:p>
     <w:sectPr>
